--- a/Lab10_capture.docx
+++ b/Lab10_capture.docx
@@ -93,8 +93,271 @@
           </wp:inline>
         </w:drawing>
       </w:r>
+    </w:p>
+    <w:p/>
+    <w:p>
+      <w:pPr>
+        <w:numPr>
+          <w:ilvl w:val="0"/>
+          <w:numId w:val="1"/>
+        </w:numPr>
+        <w:rPr>
+          <w:rFonts w:hint="default"/>
+          <w:lang w:val="en-US"/>
+        </w:rPr>
+      </w:pPr>
+      <w:r>
+        <w:rPr>
+          <w:rFonts w:hint="default"/>
+          <w:lang w:val="en-US"/>
+        </w:rPr>
+        <w:t>Người dùng chỉ đăng nhập được user xem chứ không được, thêm sửa xóa trang admin</w:t>
+      </w:r>
+    </w:p>
+    <w:p/>
+    <w:p>
+      <w:r>
+        <w:drawing>
+          <wp:inline distT="0" distB="0" distL="114300" distR="114300">
+            <wp:extent cx="5261610" cy="2797810"/>
+            <wp:effectExtent l="0" t="0" r="11430" b="6350"/>
+            <wp:docPr id="3" name="Picture 1"/>
+            <wp:cNvGraphicFramePr>
+              <a:graphicFrameLocks xmlns:a="http://schemas.openxmlformats.org/drawingml/2006/main" noChangeAspect="1"/>
+            </wp:cNvGraphicFramePr>
+            <a:graphic xmlns:a="http://schemas.openxmlformats.org/drawingml/2006/main">
+              <a:graphicData uri="http://schemas.openxmlformats.org/drawingml/2006/picture">
+                <pic:pic xmlns:pic="http://schemas.openxmlformats.org/drawingml/2006/picture">
+                  <pic:nvPicPr>
+                    <pic:cNvPr id="3" name="Picture 1"/>
+                    <pic:cNvPicPr>
+                      <a:picLocks noChangeAspect="1"/>
+                    </pic:cNvPicPr>
+                  </pic:nvPicPr>
+                  <pic:blipFill>
+                    <a:blip r:embed="rId6"/>
+                    <a:stretch>
+                      <a:fillRect/>
+                    </a:stretch>
+                  </pic:blipFill>
+                  <pic:spPr>
+                    <a:xfrm>
+                      <a:off x="0" y="0"/>
+                      <a:ext cx="5261610" cy="2797810"/>
+                    </a:xfrm>
+                    <a:prstGeom prst="rect">
+                      <a:avLst/>
+                    </a:prstGeom>
+                    <a:noFill/>
+                    <a:ln>
+                      <a:noFill/>
+                    </a:ln>
+                  </pic:spPr>
+                </pic:pic>
+              </a:graphicData>
+            </a:graphic>
+          </wp:inline>
+        </w:drawing>
+      </w:r>
+    </w:p>
+    <w:p/>
+    <w:p>
+      <w:pPr>
+        <w:numPr>
+          <w:ilvl w:val="0"/>
+          <w:numId w:val="1"/>
+        </w:numPr>
+        <w:ind w:left="0" w:leftChars="0" w:firstLine="0" w:firstLineChars="0"/>
+        <w:rPr>
+          <w:rFonts w:hint="default"/>
+          <w:lang w:val="en-US"/>
+        </w:rPr>
+      </w:pPr>
+      <w:r>
+        <w:rPr>
+          <w:rFonts w:hint="default"/>
+          <w:lang w:val="en-US"/>
+        </w:rPr>
+        <w:t xml:space="preserve">Sau khi sửa thì nó trả về trang 403 không có quyền truy cập thêm sửa xóa được trang khi người dùng cố truy cập vào để sửa </w:t>
+      </w:r>
       <w:bookmarkStart w:id="0" w:name="_GoBack"/>
       <w:bookmarkEnd w:id="0"/>
+    </w:p>
+    <w:p>
+      <w:r>
+        <w:drawing>
+          <wp:inline distT="0" distB="0" distL="114300" distR="114300">
+            <wp:extent cx="5271135" cy="2807970"/>
+            <wp:effectExtent l="0" t="0" r="1905" b="11430"/>
+            <wp:docPr id="4" name="Picture 2"/>
+            <wp:cNvGraphicFramePr>
+              <a:graphicFrameLocks xmlns:a="http://schemas.openxmlformats.org/drawingml/2006/main" noChangeAspect="1"/>
+            </wp:cNvGraphicFramePr>
+            <a:graphic xmlns:a="http://schemas.openxmlformats.org/drawingml/2006/main">
+              <a:graphicData uri="http://schemas.openxmlformats.org/drawingml/2006/picture">
+                <pic:pic xmlns:pic="http://schemas.openxmlformats.org/drawingml/2006/picture">
+                  <pic:nvPicPr>
+                    <pic:cNvPr id="4" name="Picture 2"/>
+                    <pic:cNvPicPr>
+                      <a:picLocks noChangeAspect="1"/>
+                    </pic:cNvPicPr>
+                  </pic:nvPicPr>
+                  <pic:blipFill>
+                    <a:blip r:embed="rId7"/>
+                    <a:stretch>
+                      <a:fillRect/>
+                    </a:stretch>
+                  </pic:blipFill>
+                  <pic:spPr>
+                    <a:xfrm>
+                      <a:off x="0" y="0"/>
+                      <a:ext cx="5271135" cy="2807970"/>
+                    </a:xfrm>
+                    <a:prstGeom prst="rect">
+                      <a:avLst/>
+                    </a:prstGeom>
+                    <a:noFill/>
+                    <a:ln>
+                      <a:noFill/>
+                    </a:ln>
+                  </pic:spPr>
+                </pic:pic>
+              </a:graphicData>
+            </a:graphic>
+          </wp:inline>
+        </w:drawing>
+      </w:r>
+    </w:p>
+    <w:p>
+      <w:pPr>
+        <w:numPr>
+          <w:ilvl w:val="0"/>
+          <w:numId w:val="1"/>
+        </w:numPr>
+        <w:ind w:left="0" w:leftChars="0" w:firstLine="0" w:firstLineChars="0"/>
+        <w:rPr>
+          <w:rFonts w:hint="default"/>
+          <w:lang w:val="en-US"/>
+        </w:rPr>
+      </w:pPr>
+      <w:r>
+        <w:rPr>
+          <w:rFonts w:hint="default"/>
+          <w:lang w:val="en-US"/>
+        </w:rPr>
+        <w:t xml:space="preserve">Sau khi admin đăng nhập thì vào được trang admin role cho phép admin được làm tất cả thêm,  sửa, xóa sản phẩm hiện có trong trang </w:t>
+      </w:r>
+    </w:p>
+    <w:p>
+      <w:pPr>
+        <w:numPr>
+          <w:ilvl w:val="0"/>
+          <w:numId w:val="1"/>
+        </w:numPr>
+        <w:ind w:left="0" w:leftChars="0" w:firstLine="0" w:firstLineChars="0"/>
+        <w:rPr>
+          <w:rFonts w:hint="default"/>
+          <w:lang w:val="en-US"/>
+        </w:rPr>
+      </w:pPr>
+      <w:r>
+        <w:drawing>
+          <wp:inline distT="0" distB="0" distL="114300" distR="114300">
+            <wp:extent cx="5261610" cy="2792730"/>
+            <wp:effectExtent l="0" t="0" r="11430" b="11430"/>
+            <wp:docPr id="5" name="Picture 3"/>
+            <wp:cNvGraphicFramePr>
+              <a:graphicFrameLocks xmlns:a="http://schemas.openxmlformats.org/drawingml/2006/main" noChangeAspect="1"/>
+            </wp:cNvGraphicFramePr>
+            <a:graphic xmlns:a="http://schemas.openxmlformats.org/drawingml/2006/main">
+              <a:graphicData uri="http://schemas.openxmlformats.org/drawingml/2006/picture">
+                <pic:pic xmlns:pic="http://schemas.openxmlformats.org/drawingml/2006/picture">
+                  <pic:nvPicPr>
+                    <pic:cNvPr id="5" name="Picture 3"/>
+                    <pic:cNvPicPr>
+                      <a:picLocks noChangeAspect="1"/>
+                    </pic:cNvPicPr>
+                  </pic:nvPicPr>
+                  <pic:blipFill>
+                    <a:blip r:embed="rId8"/>
+                    <a:stretch>
+                      <a:fillRect/>
+                    </a:stretch>
+                  </pic:blipFill>
+                  <pic:spPr>
+                    <a:xfrm>
+                      <a:off x="0" y="0"/>
+                      <a:ext cx="5261610" cy="2792730"/>
+                    </a:xfrm>
+                    <a:prstGeom prst="rect">
+                      <a:avLst/>
+                    </a:prstGeom>
+                    <a:noFill/>
+                    <a:ln>
+                      <a:noFill/>
+                    </a:ln>
+                  </pic:spPr>
+                </pic:pic>
+              </a:graphicData>
+            </a:graphic>
+          </wp:inline>
+        </w:drawing>
+      </w:r>
+    </w:p>
+    <w:p>
+      <w:pPr>
+        <w:numPr>
+          <w:numId w:val="0"/>
+        </w:numPr>
+        <w:ind w:leftChars="0"/>
+        <w:rPr>
+          <w:rFonts w:hint="default"/>
+          <w:lang w:val="en-US"/>
+        </w:rPr>
+      </w:pPr>
+      <w:r>
+        <w:drawing>
+          <wp:inline distT="0" distB="0" distL="114300" distR="114300">
+            <wp:extent cx="5261610" cy="2797810"/>
+            <wp:effectExtent l="0" t="0" r="11430" b="6350"/>
+            <wp:docPr id="6" name="Picture 4"/>
+            <wp:cNvGraphicFramePr>
+              <a:graphicFrameLocks xmlns:a="http://schemas.openxmlformats.org/drawingml/2006/main" noChangeAspect="1"/>
+            </wp:cNvGraphicFramePr>
+            <a:graphic xmlns:a="http://schemas.openxmlformats.org/drawingml/2006/main">
+              <a:graphicData uri="http://schemas.openxmlformats.org/drawingml/2006/picture">
+                <pic:pic xmlns:pic="http://schemas.openxmlformats.org/drawingml/2006/picture">
+                  <pic:nvPicPr>
+                    <pic:cNvPr id="6" name="Picture 4"/>
+                    <pic:cNvPicPr>
+                      <a:picLocks noChangeAspect="1"/>
+                    </pic:cNvPicPr>
+                  </pic:nvPicPr>
+                  <pic:blipFill>
+                    <a:blip r:embed="rId9"/>
+                    <a:stretch>
+                      <a:fillRect/>
+                    </a:stretch>
+                  </pic:blipFill>
+                  <pic:spPr>
+                    <a:xfrm>
+                      <a:off x="0" y="0"/>
+                      <a:ext cx="5261610" cy="2797810"/>
+                    </a:xfrm>
+                    <a:prstGeom prst="rect">
+                      <a:avLst/>
+                    </a:prstGeom>
+                    <a:noFill/>
+                    <a:ln>
+                      <a:noFill/>
+                    </a:ln>
+                  </pic:spPr>
+                </pic:pic>
+              </a:graphicData>
+            </a:graphic>
+          </wp:inline>
+        </w:drawing>
+      </w:r>
     </w:p>
     <w:sectPr>
       <w:pgSz w:w="11906" w:h="16838"/>
@@ -104,6 +367,26 @@
     </w:sectPr>
   </w:body>
 </w:document>
+</file>
+
+<file path=word/numbering.xml><?xml version="1.0" encoding="utf-8"?>
+<w:numbering xmlns:wpc="http://schemas.microsoft.com/office/word/2010/wordprocessingCanvas" xmlns:mc="http://schemas.openxmlformats.org/markup-compatibility/2006" xmlns:o="urn:schemas-microsoft-com:office:office" xmlns:r="http://schemas.openxmlformats.org/officeDocument/2006/relationships" xmlns:m="http://schemas.openxmlformats.org/officeDocument/2006/math" xmlns:v="urn:schemas-microsoft-com:vml" xmlns:wp14="http://schemas.microsoft.com/office/word/2010/wordprocessingDrawing" xmlns:wp="http://schemas.openxmlformats.org/drawingml/2006/wordprocessingDrawing" xmlns:w10="urn:schemas-microsoft-com:office:word" xmlns:w="http://schemas.openxmlformats.org/wordprocessingml/2006/main" xmlns:w14="http://schemas.microsoft.com/office/word/2010/wordml" xmlns:wpg="http://schemas.microsoft.com/office/word/2010/wordprocessingGroup" xmlns:wpi="http://schemas.microsoft.com/office/word/2010/wordprocessingInk" xmlns:wne="http://schemas.microsoft.com/office/word/2006/wordml" xmlns:wps="http://schemas.microsoft.com/office/word/2010/wordprocessingShape" xmlns:wpsCustomData="http://www.wps.cn/officeDocument/2013/wpsCustomData" mc:Ignorable="w14 wp14">
+  <w:abstractNum w:abstractNumId="0">
+    <w:nsid w:val="3E9AB8AF"/>
+    <w:multiLevelType w:val="singleLevel"/>
+    <w:tmpl w:val="3E9AB8AF"/>
+    <w:lvl w:ilvl="0" w:tentative="0">
+      <w:start w:val="1"/>
+      <w:numFmt w:val="decimal"/>
+      <w:suff w:val="space"/>
+      <w:lvlText w:val="%1)"/>
+      <w:lvlJc w:val="left"/>
+    </w:lvl>
+  </w:abstractNum>
+  <w:num w:numId="1">
+    <w:abstractNumId w:val="0"/>
+  </w:num>
+</w:numbering>
 </file>
 
 <file path=word/styles.xml><?xml version="1.0" encoding="utf-8"?>

--- a/Lab10_capture.docx
+++ b/Lab10_capture.docx
@@ -180,8 +180,6 @@
         </w:rPr>
         <w:t xml:space="preserve">Sau khi sửa thì nó trả về trang 403 không có quyền truy cập thêm sửa xóa được trang khi người dùng cố truy cập vào để sửa </w:t>
       </w:r>
-      <w:bookmarkStart w:id="0" w:name="_GoBack"/>
-      <w:bookmarkEnd w:id="0"/>
     </w:p>
     <w:p>
       <w:r>
@@ -307,13 +305,10 @@
     <w:p>
       <w:pPr>
         <w:numPr>
+          <w:ilvl w:val="0"/>
           <w:numId w:val="0"/>
         </w:numPr>
         <w:ind w:leftChars="0"/>
-        <w:rPr>
-          <w:rFonts w:hint="default"/>
-          <w:lang w:val="en-US"/>
-        </w:rPr>
       </w:pPr>
       <w:r>
         <w:drawing>
@@ -358,6 +353,83 @@
           </wp:inline>
         </w:drawing>
       </w:r>
+    </w:p>
+    <w:p>
+      <w:pPr>
+        <w:numPr>
+          <w:ilvl w:val="0"/>
+          <w:numId w:val="1"/>
+        </w:numPr>
+        <w:ind w:left="0" w:leftChars="0" w:firstLine="0" w:firstLineChars="0"/>
+        <w:rPr>
+          <w:rFonts w:hint="default"/>
+          <w:lang w:val="en-US"/>
+        </w:rPr>
+      </w:pPr>
+      <w:r>
+        <w:rPr>
+          <w:rFonts w:hint="default"/>
+          <w:lang w:val="en-US"/>
+        </w:rPr>
+        <w:t>Sau khi đăng nhập thành công thì trả về remember</w:t>
+      </w:r>
+    </w:p>
+    <w:p>
+      <w:pPr>
+        <w:numPr>
+          <w:numId w:val="0"/>
+        </w:numPr>
+        <w:ind w:leftChars="0"/>
+        <w:rPr>
+          <w:rFonts w:hint="default"/>
+          <w:lang w:val="en-US"/>
+        </w:rPr>
+      </w:pPr>
+      <w:r>
+        <w:drawing>
+          <wp:inline distT="0" distB="0" distL="114300" distR="114300">
+            <wp:extent cx="5267325" cy="1305560"/>
+            <wp:effectExtent l="0" t="0" r="5715" b="5080"/>
+            <wp:docPr id="7" name="Picture 1"/>
+            <wp:cNvGraphicFramePr>
+              <a:graphicFrameLocks xmlns:a="http://schemas.openxmlformats.org/drawingml/2006/main" noChangeAspect="1"/>
+            </wp:cNvGraphicFramePr>
+            <a:graphic xmlns:a="http://schemas.openxmlformats.org/drawingml/2006/main">
+              <a:graphicData uri="http://schemas.openxmlformats.org/drawingml/2006/picture">
+                <pic:pic xmlns:pic="http://schemas.openxmlformats.org/drawingml/2006/picture">
+                  <pic:nvPicPr>
+                    <pic:cNvPr id="7" name="Picture 1"/>
+                    <pic:cNvPicPr>
+                      <a:picLocks noChangeAspect="1"/>
+                    </pic:cNvPicPr>
+                  </pic:nvPicPr>
+                  <pic:blipFill>
+                    <a:blip r:embed="rId10"/>
+                    <a:stretch>
+                      <a:fillRect/>
+                    </a:stretch>
+                  </pic:blipFill>
+                  <pic:spPr>
+                    <a:xfrm>
+                      <a:off x="0" y="0"/>
+                      <a:ext cx="5267325" cy="1305560"/>
+                    </a:xfrm>
+                    <a:prstGeom prst="rect">
+                      <a:avLst/>
+                    </a:prstGeom>
+                    <a:noFill/>
+                    <a:ln>
+                      <a:noFill/>
+                    </a:ln>
+                  </pic:spPr>
+                </pic:pic>
+              </a:graphicData>
+            </a:graphic>
+          </wp:inline>
+        </w:drawing>
+      </w:r>
+      <w:bookmarkStart w:id="0" w:name="_GoBack"/>
+      <w:bookmarkEnd w:id="0"/>
     </w:p>
     <w:sectPr>
       <w:pgSz w:w="11906" w:h="16838"/>
